--- a/Fase 2/Evidencias Grupales/2.4_GuiaEstudiante_Fase 2_DesarrolloProyecto APT.docx
+++ b/Fase 2/Evidencias Grupales/2.4_GuiaEstudiante_Fase 2_DesarrolloProyecto APT.docx
@@ -1957,12 +1957,12 @@
                 <wp:inline distB="114300" distT="114300" distL="114300" distR="114300">
                   <wp:extent cx="2220278" cy="2649853"/>
                   <wp:effectExtent b="0" l="0" r="0" t="0"/>
-                  <wp:docPr id="34" name="image2.png"/>
+                  <wp:docPr id="34" name="image6.png"/>
                   <a:graphic>
                     <a:graphicData uri="http://schemas.openxmlformats.org/drawingml/2006/picture">
                       <pic:pic>
                         <pic:nvPicPr>
-                          <pic:cNvPr id="0" name="image2.png"/>
+                          <pic:cNvPr id="0" name="image6.png"/>
                           <pic:cNvPicPr preferRelativeResize="0"/>
                         </pic:nvPicPr>
                         <pic:blipFill>
@@ -1997,12 +1997,12 @@
                 <wp:inline distB="114300" distT="114300" distL="114300" distR="114300">
                   <wp:extent cx="2209800" cy="2403218"/>
                   <wp:effectExtent b="0" l="0" r="0" t="0"/>
-                  <wp:docPr id="32" name="image3.png"/>
+                  <wp:docPr id="32" name="image1.png"/>
                   <a:graphic>
                     <a:graphicData uri="http://schemas.openxmlformats.org/drawingml/2006/picture">
                       <pic:pic>
                         <pic:nvPicPr>
-                          <pic:cNvPr id="0" name="image3.png"/>
+                          <pic:cNvPr id="0" name="image1.png"/>
                           <pic:cNvPicPr preferRelativeResize="0"/>
                         </pic:nvPicPr>
                         <pic:blipFill>
@@ -2037,12 +2037,12 @@
                 <wp:inline distB="114300" distT="114300" distL="114300" distR="114300">
                   <wp:extent cx="3163253" cy="2847975"/>
                   <wp:effectExtent b="0" l="0" r="0" t="0"/>
-                  <wp:docPr id="33" name="image5.png"/>
+                  <wp:docPr id="33" name="image3.png"/>
                   <a:graphic>
                     <a:graphicData uri="http://schemas.openxmlformats.org/drawingml/2006/picture">
                       <pic:pic>
                         <pic:nvPicPr>
-                          <pic:cNvPr id="0" name="image5.png"/>
+                          <pic:cNvPr id="0" name="image3.png"/>
                           <pic:cNvPicPr preferRelativeResize="0"/>
                         </pic:nvPicPr>
                         <pic:blipFill>
@@ -2077,12 +2077,12 @@
                 <wp:inline distB="114300" distT="114300" distL="114300" distR="114300">
                   <wp:extent cx="3410903" cy="2324100"/>
                   <wp:effectExtent b="0" l="0" r="0" t="0"/>
-                  <wp:docPr id="35" name="image7.png"/>
+                  <wp:docPr id="35" name="image2.png"/>
                   <a:graphic>
                     <a:graphicData uri="http://schemas.openxmlformats.org/drawingml/2006/picture">
                       <pic:pic>
                         <pic:nvPicPr>
-                          <pic:cNvPr id="0" name="image7.png"/>
+                          <pic:cNvPr id="0" name="image2.png"/>
                           <pic:cNvPicPr preferRelativeResize="0"/>
                         </pic:nvPicPr>
                         <pic:blipFill>
@@ -2117,12 +2117,12 @@
                 <wp:inline distB="114300" distT="114300" distL="114300" distR="114300">
                   <wp:extent cx="3391853" cy="2857500"/>
                   <wp:effectExtent b="0" l="0" r="0" t="0"/>
-                  <wp:docPr id="29" name="image4.png"/>
+                  <wp:docPr id="29" name="image5.png"/>
                   <a:graphic>
                     <a:graphicData uri="http://schemas.openxmlformats.org/drawingml/2006/picture">
                       <pic:pic>
                         <pic:nvPicPr>
-                          <pic:cNvPr id="0" name="image4.png"/>
+                          <pic:cNvPr id="0" name="image5.png"/>
                           <pic:cNvPicPr preferRelativeResize="0"/>
                         </pic:nvPicPr>
                         <pic:blipFill>
@@ -2213,12 +2213,12 @@
                 <wp:inline distB="114300" distT="114300" distL="114300" distR="114300">
                   <wp:extent cx="4381500" cy="2222500"/>
                   <wp:effectExtent b="0" l="0" r="0" t="0"/>
-                  <wp:docPr id="37" name="image6.png"/>
+                  <wp:docPr id="37" name="image7.png"/>
                   <a:graphic>
                     <a:graphicData uri="http://schemas.openxmlformats.org/drawingml/2006/picture">
                       <pic:pic>
                         <pic:nvPicPr>
-                          <pic:cNvPr id="0" name="image6.png"/>
+                          <pic:cNvPr id="0" name="image7.png"/>
                           <pic:cNvPicPr preferRelativeResize="0"/>
                         </pic:nvPicPr>
                         <pic:blipFill>
@@ -2698,7 +2698,7 @@
       <w:tblPr>
         <w:tblStyle w:val="Table5"/>
         <w:tblpPr w:leftFromText="180" w:rightFromText="180" w:topFromText="0" w:bottomFromText="0" w:vertAnchor="page" w:horzAnchor="margin" w:tblpX="-786" w:tblpY="3150"/>
-        <w:tblW w:w="9776.000000000002" w:type="dxa"/>
+        <w:tblW w:w="9795.0" w:type="dxa"/>
         <w:jc w:val="left"/>
         <w:tblBorders>
           <w:top w:color="bfbfbf" w:space="0" w:sz="4" w:val="single"/>
@@ -2712,24 +2712,24 @@
         <w:tblLook w:val="0400"/>
       </w:tblPr>
       <w:tblGrid>
-        <w:gridCol w:w="1328"/>
-        <w:gridCol w:w="1077"/>
-        <w:gridCol w:w="1276"/>
-        <w:gridCol w:w="1276"/>
+        <w:gridCol w:w="1320"/>
+        <w:gridCol w:w="1305"/>
+        <w:gridCol w:w="1065"/>
+        <w:gridCol w:w="1110"/>
+        <w:gridCol w:w="1245"/>
+        <w:gridCol w:w="1335"/>
+        <w:gridCol w:w="1140"/>
         <w:gridCol w:w="1275"/>
-        <w:gridCol w:w="1276"/>
-        <w:gridCol w:w="1418"/>
-        <w:gridCol w:w="850"/>
         <w:tblGridChange w:id="0">
           <w:tblGrid>
-            <w:gridCol w:w="1328"/>
-            <w:gridCol w:w="1077"/>
-            <w:gridCol w:w="1276"/>
-            <w:gridCol w:w="1276"/>
+            <w:gridCol w:w="1320"/>
+            <w:gridCol w:w="1305"/>
+            <w:gridCol w:w="1065"/>
+            <w:gridCol w:w="1110"/>
+            <w:gridCol w:w="1245"/>
+            <w:gridCol w:w="1335"/>
+            <w:gridCol w:w="1140"/>
             <w:gridCol w:w="1275"/>
-            <w:gridCol w:w="1276"/>
-            <w:gridCol w:w="1418"/>
-            <w:gridCol w:w="850"/>
           </w:tblGrid>
         </w:tblGridChange>
       </w:tblGrid>
@@ -3005,27 +3005,21 @@
             <w:pPr>
               <w:jc w:val="both"/>
               <w:rPr>
-                <w:b w:val="1"/>
-                <w:bCs w:val="1"/>
-                <w:sz w:val="18"/>
-                <w:szCs w:val="18"/>
-              </w:rPr>
-            </w:pPr>
-            <w:r>
-              <w:rPr>
-                <w:i w:val="1"/>
-                <w:iCs w:val="1"/>
-                <w:color w:val="548dd4"/>
-                <w:sz w:val="18"/>
-                <w:szCs w:val="18"/>
-                <w:rtl w:val="0"/>
-              </w:rPr>
-              <w:t xml:space="preserve">Nombra las competencias o unidades de competencias que se relacionan con las diferentes actividades requeridas para el desarrollo del proyecto APT.</w:t>
-            </w:r>
-            <w:r>
-              <w:rPr>
-                <w:rtl w:val="0"/>
-              </w:rPr>
+                <w:i w:val="1"/>
+                <w:iCs w:val="1"/>
+                <w:sz w:val="18"/>
+                <w:szCs w:val="18"/>
+              </w:rPr>
+            </w:pPr>
+            <w:r>
+              <w:rPr>
+                <w:i w:val="1"/>
+                <w:iCs w:val="1"/>
+                <w:sz w:val="18"/>
+                <w:szCs w:val="18"/>
+                <w:rtl w:val="0"/>
+              </w:rPr>
+              <w:t xml:space="preserve">Análisis de requerimientos</w:t>
             </w:r>
           </w:p>
         </w:tc>
@@ -3037,21 +3031,19 @@
               <w:rPr>
                 <w:i w:val="1"/>
                 <w:iCs w:val="1"/>
-                <w:color w:val="548dd4"/>
-                <w:sz w:val="18"/>
-                <w:szCs w:val="18"/>
-              </w:rPr>
-            </w:pPr>
-            <w:r>
-              <w:rPr>
-                <w:i w:val="1"/>
-                <w:iCs w:val="1"/>
-                <w:color w:val="548dd4"/>
-                <w:sz w:val="18"/>
-                <w:szCs w:val="18"/>
-                <w:rtl w:val="0"/>
-              </w:rPr>
-              <w:t xml:space="preserve">Nombra las actividades que se necesitan para desarrollar el proyecto APT. </w:t>
+                <w:sz w:val="18"/>
+                <w:szCs w:val="18"/>
+              </w:rPr>
+            </w:pPr>
+            <w:r>
+              <w:rPr>
+                <w:i w:val="1"/>
+                <w:iCs w:val="1"/>
+                <w:sz w:val="18"/>
+                <w:szCs w:val="18"/>
+                <w:rtl w:val="0"/>
+              </w:rPr>
+              <w:t xml:space="preserve">Levantar y definir los requerimientos funcionales y no funcionales del sistema.</w:t>
             </w:r>
           </w:p>
         </w:tc>
@@ -3061,27 +3053,21 @@
             <w:pPr>
               <w:jc w:val="both"/>
               <w:rPr>
-                <w:b w:val="1"/>
-                <w:bCs w:val="1"/>
-                <w:sz w:val="18"/>
-                <w:szCs w:val="18"/>
-              </w:rPr>
-            </w:pPr>
-            <w:r>
-              <w:rPr>
-                <w:i w:val="1"/>
-                <w:iCs w:val="1"/>
-                <w:color w:val="548dd4"/>
-                <w:sz w:val="18"/>
-                <w:szCs w:val="18"/>
-                <w:rtl w:val="0"/>
-              </w:rPr>
-              <w:t xml:space="preserve">Nombra los recursos necesarios para llevar a cabo las actividades definidas.</w:t>
-            </w:r>
-            <w:r>
-              <w:rPr>
-                <w:rtl w:val="0"/>
-              </w:rPr>
+                <w:i w:val="1"/>
+                <w:iCs w:val="1"/>
+                <w:sz w:val="18"/>
+                <w:szCs w:val="18"/>
+              </w:rPr>
+            </w:pPr>
+            <w:r>
+              <w:rPr>
+                <w:i w:val="1"/>
+                <w:iCs w:val="1"/>
+                <w:sz w:val="18"/>
+                <w:szCs w:val="18"/>
+                <w:rtl w:val="0"/>
+              </w:rPr>
+              <w:t xml:space="preserve">Reuniones, documentación, Trello.</w:t>
             </w:r>
           </w:p>
         </w:tc>
@@ -3091,27 +3077,21 @@
             <w:pPr>
               <w:jc w:val="both"/>
               <w:rPr>
-                <w:b w:val="1"/>
-                <w:bCs w:val="1"/>
-                <w:sz w:val="18"/>
-                <w:szCs w:val="18"/>
-              </w:rPr>
-            </w:pPr>
-            <w:r>
-              <w:rPr>
-                <w:i w:val="1"/>
-                <w:iCs w:val="1"/>
-                <w:color w:val="548dd4"/>
-                <w:sz w:val="18"/>
-                <w:szCs w:val="18"/>
-                <w:rtl w:val="0"/>
-              </w:rPr>
-              <w:t xml:space="preserve">Señala la duración de cada actividad. </w:t>
-            </w:r>
-            <w:r>
-              <w:rPr>
-                <w:rtl w:val="0"/>
-              </w:rPr>
+                <w:i w:val="1"/>
+                <w:iCs w:val="1"/>
+                <w:sz w:val="18"/>
+                <w:szCs w:val="18"/>
+              </w:rPr>
+            </w:pPr>
+            <w:r>
+              <w:rPr>
+                <w:i w:val="1"/>
+                <w:iCs w:val="1"/>
+                <w:sz w:val="18"/>
+                <w:szCs w:val="18"/>
+                <w:rtl w:val="0"/>
+              </w:rPr>
+              <w:t xml:space="preserve">1 semana</w:t>
             </w:r>
           </w:p>
         </w:tc>
@@ -3123,21 +3103,19 @@
               <w:rPr>
                 <w:i w:val="1"/>
                 <w:iCs w:val="1"/>
-                <w:color w:val="548dd4"/>
-                <w:sz w:val="18"/>
-                <w:szCs w:val="18"/>
-              </w:rPr>
-            </w:pPr>
-            <w:r>
-              <w:rPr>
-                <w:i w:val="1"/>
-                <w:iCs w:val="1"/>
-                <w:color w:val="548dd4"/>
-                <w:sz w:val="18"/>
-                <w:szCs w:val="18"/>
-                <w:rtl w:val="0"/>
-              </w:rPr>
-              <w:t xml:space="preserve">Escribe el nombre del integrante del equipo responsable de cada actividad.</w:t>
+                <w:sz w:val="18"/>
+                <w:szCs w:val="18"/>
+              </w:rPr>
+            </w:pPr>
+            <w:r>
+              <w:rPr>
+                <w:i w:val="1"/>
+                <w:iCs w:val="1"/>
+                <w:sz w:val="18"/>
+                <w:szCs w:val="18"/>
+                <w:rtl w:val="0"/>
+              </w:rPr>
+              <w:t xml:space="preserve">Felipe Acuña y Felipe Gallegos</w:t>
             </w:r>
           </w:p>
         </w:tc>
@@ -3149,21 +3127,19 @@
               <w:rPr>
                 <w:i w:val="1"/>
                 <w:iCs w:val="1"/>
-                <w:color w:val="548dd4"/>
-                <w:sz w:val="18"/>
-                <w:szCs w:val="18"/>
-              </w:rPr>
-            </w:pPr>
-            <w:r>
-              <w:rPr>
-                <w:i w:val="1"/>
-                <w:iCs w:val="1"/>
-                <w:color w:val="548dd4"/>
-                <w:sz w:val="18"/>
-                <w:szCs w:val="18"/>
-                <w:rtl w:val="0"/>
-              </w:rPr>
-              <w:t xml:space="preserve">Señala las dificultades o facilitadores que se podrían presentar durante la ejecución de cada una de las actividades propuestas.</w:t>
+                <w:sz w:val="18"/>
+                <w:szCs w:val="18"/>
+              </w:rPr>
+            </w:pPr>
+            <w:r>
+              <w:rPr>
+                <w:i w:val="1"/>
+                <w:iCs w:val="1"/>
+                <w:sz w:val="18"/>
+                <w:szCs w:val="18"/>
+                <w:rtl w:val="0"/>
+              </w:rPr>
+              <w:t xml:space="preserve">Permitió identificar las funcionalidades prioritarias solicitadas por la clienta.</w:t>
             </w:r>
           </w:p>
         </w:tc>
@@ -3175,95 +3151,19 @@
               <w:rPr>
                 <w:i w:val="1"/>
                 <w:iCs w:val="1"/>
-                <w:color w:val="548dd4"/>
-                <w:sz w:val="18"/>
-                <w:szCs w:val="18"/>
-              </w:rPr>
-            </w:pPr>
-            <w:r>
-              <w:rPr>
-                <w:i w:val="1"/>
-                <w:iCs w:val="1"/>
-                <w:color w:val="548dd4"/>
-                <w:sz w:val="18"/>
-                <w:szCs w:val="18"/>
-                <w:rtl w:val="0"/>
-              </w:rPr>
-              <w:t xml:space="preserve">Describe el estado de avance de cada actividad.</w:t>
-            </w:r>
-          </w:p>
-          <w:p>
-            <w:pPr>
-              <w:jc w:val="both"/>
-              <w:rPr>
-                <w:i w:val="1"/>
-                <w:iCs w:val="1"/>
-                <w:color w:val="c00000"/>
-                <w:sz w:val="16"/>
-                <w:szCs w:val="16"/>
-              </w:rPr>
-            </w:pPr>
-            <w:r>
-              <w:rPr>
-                <w:rtl w:val="0"/>
-              </w:rPr>
-            </w:r>
-          </w:p>
-          <w:p>
-            <w:pPr>
-              <w:jc w:val="both"/>
-              <w:rPr>
-                <w:i w:val="1"/>
-                <w:iCs w:val="1"/>
-                <w:color w:val="548dd4"/>
-                <w:sz w:val="18"/>
-                <w:szCs w:val="18"/>
-              </w:rPr>
-            </w:pPr>
-            <w:r>
-              <w:rPr>
-                <w:i w:val="1"/>
-                <w:iCs w:val="1"/>
-                <w:color w:val="548dd4"/>
-                <w:sz w:val="18"/>
-                <w:szCs w:val="18"/>
-                <w:rtl w:val="0"/>
-              </w:rPr>
-              <w:t xml:space="preserve">Tipos de estado: </w:t>
-            </w:r>
-          </w:p>
-          <w:p>
-            <w:pPr>
-              <w:jc w:val="both"/>
-              <w:rPr>
-                <w:i w:val="1"/>
-                <w:iCs w:val="1"/>
-                <w:color w:val="c00000"/>
-                <w:sz w:val="16"/>
-                <w:szCs w:val="16"/>
-              </w:rPr>
-            </w:pPr>
-            <w:r>
-              <w:rPr>
-                <w:i w:val="1"/>
-                <w:iCs w:val="1"/>
-                <w:color w:val="548dd4"/>
-                <w:sz w:val="18"/>
-                <w:szCs w:val="18"/>
-                <w:rtl w:val="0"/>
-              </w:rPr>
-              <w:t xml:space="preserve">En curso/ Con retraso/ No iniciado/ Completado/ Ajustada</w:t>
-            </w:r>
-            <w:r>
-              <w:rPr>
-                <w:i w:val="1"/>
-                <w:iCs w:val="1"/>
-                <w:color w:val="c00000"/>
-                <w:sz w:val="16"/>
-                <w:szCs w:val="16"/>
-                <w:rtl w:val="0"/>
-              </w:rPr>
-              <w:t xml:space="preserve"> </w:t>
+                <w:sz w:val="18"/>
+                <w:szCs w:val="18"/>
+              </w:rPr>
+            </w:pPr>
+            <w:r>
+              <w:rPr>
+                <w:i w:val="1"/>
+                <w:iCs w:val="1"/>
+                <w:sz w:val="18"/>
+                <w:szCs w:val="18"/>
+                <w:rtl w:val="0"/>
+              </w:rPr>
+              <w:t xml:space="preserve">Completado</w:t>
             </w:r>
           </w:p>
         </w:tc>
@@ -3275,21 +3175,1611 @@
               <w:rPr>
                 <w:i w:val="1"/>
                 <w:iCs w:val="1"/>
-                <w:color w:val="548dd4"/>
-                <w:sz w:val="18"/>
-                <w:szCs w:val="18"/>
-              </w:rPr>
-            </w:pPr>
-            <w:r>
-              <w:rPr>
-                <w:i w:val="1"/>
-                <w:iCs w:val="1"/>
-                <w:color w:val="548dd4"/>
-                <w:sz w:val="18"/>
-                <w:szCs w:val="18"/>
-                <w:rtl w:val="0"/>
-              </w:rPr>
-              <w:t xml:space="preserve">Señala los ajustes o reformulaciones que has realizado. </w:t>
+                <w:sz w:val="18"/>
+                <w:szCs w:val="18"/>
+              </w:rPr>
+            </w:pPr>
+            <w:r>
+              <w:rPr>
+                <w:i w:val="1"/>
+                <w:iCs w:val="1"/>
+                <w:sz w:val="18"/>
+                <w:szCs w:val="18"/>
+                <w:rtl w:val="0"/>
+              </w:rPr>
+              <w:t xml:space="preserve">Se priorizaron las funcionalidades principales de agendamiento y gestión.</w:t>
+            </w:r>
+          </w:p>
+        </w:tc>
+      </w:tr>
+      <w:tr>
+        <w:trPr>
+          <w:cantSplit w:val="0"/>
+          <w:trHeight w:val="2410" w:hRule="atLeast"/>
+          <w:tblHeader w:val="0"/>
+        </w:trPr>
+        <w:tc>
+          <w:tcPr/>
+          <w:p>
+            <w:pPr>
+              <w:jc w:val="both"/>
+              <w:rPr>
+                <w:i w:val="1"/>
+                <w:iCs w:val="1"/>
+                <w:sz w:val="18"/>
+                <w:szCs w:val="18"/>
+              </w:rPr>
+            </w:pPr>
+            <w:r>
+              <w:rPr>
+                <w:i w:val="1"/>
+                <w:iCs w:val="1"/>
+                <w:sz w:val="18"/>
+                <w:szCs w:val="18"/>
+                <w:rtl w:val="0"/>
+              </w:rPr>
+              <w:t xml:space="preserve">Diseño y modelado de datos </w:t>
+            </w:r>
+          </w:p>
+        </w:tc>
+        <w:tc>
+          <w:tcPr/>
+          <w:p>
+            <w:pPr>
+              <w:jc w:val="both"/>
+              <w:rPr>
+                <w:i w:val="1"/>
+                <w:iCs w:val="1"/>
+                <w:sz w:val="18"/>
+                <w:szCs w:val="18"/>
+              </w:rPr>
+            </w:pPr>
+            <w:r>
+              <w:rPr>
+                <w:i w:val="1"/>
+                <w:iCs w:val="1"/>
+                <w:sz w:val="18"/>
+                <w:szCs w:val="18"/>
+                <w:rtl w:val="0"/>
+              </w:rPr>
+              <w:t xml:space="preserve">Diseñar la interfaz y el modelo de base de datos. </w:t>
+            </w:r>
+          </w:p>
+        </w:tc>
+        <w:tc>
+          <w:tcPr/>
+          <w:p>
+            <w:pPr>
+              <w:jc w:val="both"/>
+              <w:rPr>
+                <w:i w:val="1"/>
+                <w:iCs w:val="1"/>
+                <w:sz w:val="18"/>
+                <w:szCs w:val="18"/>
+              </w:rPr>
+            </w:pPr>
+            <w:r>
+              <w:rPr>
+                <w:i w:val="1"/>
+                <w:iCs w:val="1"/>
+                <w:sz w:val="18"/>
+                <w:szCs w:val="18"/>
+                <w:rtl w:val="0"/>
+              </w:rPr>
+              <w:t xml:space="preserve">Figma o prototipos, MySQL, herramientas de diseño.</w:t>
+            </w:r>
+          </w:p>
+        </w:tc>
+        <w:tc>
+          <w:tcPr/>
+          <w:p>
+            <w:pPr>
+              <w:jc w:val="both"/>
+              <w:rPr>
+                <w:i w:val="1"/>
+                <w:iCs w:val="1"/>
+                <w:sz w:val="18"/>
+                <w:szCs w:val="18"/>
+              </w:rPr>
+            </w:pPr>
+            <w:r>
+              <w:rPr>
+                <w:i w:val="1"/>
+                <w:iCs w:val="1"/>
+                <w:sz w:val="18"/>
+                <w:szCs w:val="18"/>
+                <w:rtl w:val="0"/>
+              </w:rPr>
+              <w:t xml:space="preserve">2 semanas </w:t>
+            </w:r>
+          </w:p>
+        </w:tc>
+        <w:tc>
+          <w:tcPr/>
+          <w:p>
+            <w:pPr>
+              <w:jc w:val="both"/>
+              <w:rPr>
+                <w:i w:val="1"/>
+                <w:iCs w:val="1"/>
+                <w:sz w:val="18"/>
+                <w:szCs w:val="18"/>
+              </w:rPr>
+            </w:pPr>
+            <w:r>
+              <w:rPr>
+                <w:i w:val="1"/>
+                <w:iCs w:val="1"/>
+                <w:sz w:val="18"/>
+                <w:szCs w:val="18"/>
+                <w:rtl w:val="0"/>
+              </w:rPr>
+              <w:t xml:space="preserve">Felipe Gallegos y Felipe Acuña </w:t>
+            </w:r>
+          </w:p>
+        </w:tc>
+        <w:tc>
+          <w:tcPr/>
+          <w:p>
+            <w:pPr>
+              <w:jc w:val="both"/>
+              <w:rPr>
+                <w:i w:val="1"/>
+                <w:iCs w:val="1"/>
+                <w:sz w:val="18"/>
+                <w:szCs w:val="18"/>
+              </w:rPr>
+            </w:pPr>
+            <w:r>
+              <w:rPr>
+                <w:i w:val="1"/>
+                <w:iCs w:val="1"/>
+                <w:sz w:val="18"/>
+                <w:szCs w:val="18"/>
+                <w:rtl w:val="0"/>
+              </w:rPr>
+              <w:t xml:space="preserve">Se trabajó con la identidad visual solicitada por la clienta. </w:t>
+            </w:r>
+          </w:p>
+        </w:tc>
+        <w:tc>
+          <w:tcPr/>
+          <w:p>
+            <w:pPr>
+              <w:jc w:val="both"/>
+              <w:rPr>
+                <w:i w:val="1"/>
+                <w:iCs w:val="1"/>
+                <w:sz w:val="18"/>
+                <w:szCs w:val="18"/>
+              </w:rPr>
+            </w:pPr>
+            <w:r>
+              <w:rPr>
+                <w:i w:val="1"/>
+                <w:iCs w:val="1"/>
+                <w:sz w:val="18"/>
+                <w:szCs w:val="18"/>
+                <w:rtl w:val="0"/>
+              </w:rPr>
+              <w:t xml:space="preserve">Completado </w:t>
+            </w:r>
+          </w:p>
+        </w:tc>
+        <w:tc>
+          <w:tcPr/>
+          <w:p>
+            <w:pPr>
+              <w:jc w:val="both"/>
+              <w:rPr>
+                <w:i w:val="1"/>
+                <w:iCs w:val="1"/>
+                <w:sz w:val="18"/>
+                <w:szCs w:val="18"/>
+              </w:rPr>
+            </w:pPr>
+            <w:r>
+              <w:rPr>
+                <w:i w:val="1"/>
+                <w:iCs w:val="1"/>
+                <w:sz w:val="18"/>
+                <w:szCs w:val="18"/>
+                <w:rtl w:val="0"/>
+              </w:rPr>
+              <w:t xml:space="preserve">Se mantuvo el diseño definido y se utilizó como base para implementar el sistema. </w:t>
+            </w:r>
+          </w:p>
+        </w:tc>
+      </w:tr>
+      <w:tr>
+        <w:trPr>
+          <w:cantSplit w:val="0"/>
+          <w:trHeight w:val="2410" w:hRule="atLeast"/>
+          <w:tblHeader w:val="0"/>
+        </w:trPr>
+        <w:tc>
+          <w:tcPr/>
+          <w:p>
+            <w:pPr>
+              <w:jc w:val="both"/>
+              <w:rPr>
+                <w:i w:val="1"/>
+                <w:iCs w:val="1"/>
+                <w:sz w:val="18"/>
+                <w:szCs w:val="18"/>
+              </w:rPr>
+            </w:pPr>
+            <w:r>
+              <w:rPr>
+                <w:i w:val="1"/>
+                <w:iCs w:val="1"/>
+                <w:sz w:val="18"/>
+                <w:szCs w:val="18"/>
+                <w:rtl w:val="0"/>
+              </w:rPr>
+              <w:t xml:space="preserve">Desarrollo de aplicaciones web </w:t>
+            </w:r>
+          </w:p>
+        </w:tc>
+        <w:tc>
+          <w:tcPr/>
+          <w:p>
+            <w:pPr>
+              <w:jc w:val="both"/>
+              <w:rPr>
+                <w:i w:val="1"/>
+                <w:iCs w:val="1"/>
+                <w:sz w:val="18"/>
+                <w:szCs w:val="18"/>
+              </w:rPr>
+            </w:pPr>
+            <w:r>
+              <w:rPr>
+                <w:i w:val="1"/>
+                <w:iCs w:val="1"/>
+                <w:sz w:val="18"/>
+                <w:szCs w:val="18"/>
+                <w:rtl w:val="0"/>
+              </w:rPr>
+              <w:t xml:space="preserve">Implementar el registro, inicio de sesión y gestión de usuarios y roles. </w:t>
+            </w:r>
+          </w:p>
+        </w:tc>
+        <w:tc>
+          <w:tcPr/>
+          <w:p>
+            <w:pPr>
+              <w:jc w:val="both"/>
+              <w:rPr>
+                <w:i w:val="1"/>
+                <w:iCs w:val="1"/>
+                <w:sz w:val="18"/>
+                <w:szCs w:val="18"/>
+              </w:rPr>
+            </w:pPr>
+            <w:r>
+              <w:rPr>
+                <w:i w:val="1"/>
+                <w:iCs w:val="1"/>
+                <w:sz w:val="18"/>
+                <w:szCs w:val="18"/>
+                <w:rtl w:val="0"/>
+              </w:rPr>
+              <w:t xml:space="preserve">Java, Spring Boot, JWT, MySQL, IDE. </w:t>
+            </w:r>
+          </w:p>
+        </w:tc>
+        <w:tc>
+          <w:tcPr/>
+          <w:p>
+            <w:pPr>
+              <w:jc w:val="both"/>
+              <w:rPr>
+                <w:i w:val="1"/>
+                <w:iCs w:val="1"/>
+                <w:sz w:val="18"/>
+                <w:szCs w:val="18"/>
+              </w:rPr>
+            </w:pPr>
+            <w:r>
+              <w:rPr>
+                <w:i w:val="1"/>
+                <w:iCs w:val="1"/>
+                <w:sz w:val="18"/>
+                <w:szCs w:val="18"/>
+                <w:rtl w:val="0"/>
+              </w:rPr>
+              <w:t xml:space="preserve">2 semanas </w:t>
+            </w:r>
+          </w:p>
+        </w:tc>
+        <w:tc>
+          <w:tcPr/>
+          <w:p>
+            <w:pPr>
+              <w:jc w:val="both"/>
+              <w:rPr>
+                <w:i w:val="1"/>
+                <w:iCs w:val="1"/>
+                <w:sz w:val="18"/>
+                <w:szCs w:val="18"/>
+              </w:rPr>
+            </w:pPr>
+            <w:r>
+              <w:rPr>
+                <w:i w:val="1"/>
+                <w:iCs w:val="1"/>
+                <w:sz w:val="18"/>
+                <w:szCs w:val="18"/>
+                <w:rtl w:val="0"/>
+              </w:rPr>
+              <w:t xml:space="preserve">Felipe Acuña </w:t>
+            </w:r>
+          </w:p>
+        </w:tc>
+        <w:tc>
+          <w:tcPr/>
+          <w:p>
+            <w:pPr>
+              <w:jc w:val="both"/>
+              <w:rPr>
+                <w:i w:val="1"/>
+                <w:iCs w:val="1"/>
+                <w:sz w:val="18"/>
+                <w:szCs w:val="18"/>
+              </w:rPr>
+            </w:pPr>
+            <w:r>
+              <w:rPr>
+                <w:i w:val="1"/>
+                <w:iCs w:val="1"/>
+                <w:sz w:val="18"/>
+                <w:szCs w:val="18"/>
+                <w:rtl w:val="0"/>
+              </w:rPr>
+              <w:t xml:space="preserve">Se consideran los perfiles de administrador, profesional y cliente. </w:t>
+            </w:r>
+          </w:p>
+        </w:tc>
+        <w:tc>
+          <w:tcPr/>
+          <w:p>
+            <w:pPr>
+              <w:jc w:val="both"/>
+              <w:rPr>
+                <w:i w:val="1"/>
+                <w:iCs w:val="1"/>
+                <w:sz w:val="18"/>
+                <w:szCs w:val="18"/>
+              </w:rPr>
+            </w:pPr>
+            <w:r>
+              <w:rPr>
+                <w:i w:val="1"/>
+                <w:iCs w:val="1"/>
+                <w:sz w:val="18"/>
+                <w:szCs w:val="18"/>
+                <w:rtl w:val="0"/>
+              </w:rPr>
+              <w:t xml:space="preserve">Completado </w:t>
+            </w:r>
+          </w:p>
+        </w:tc>
+        <w:tc>
+          <w:tcPr/>
+          <w:p>
+            <w:pPr>
+              <w:jc w:val="both"/>
+              <w:rPr>
+                <w:i w:val="1"/>
+                <w:iCs w:val="1"/>
+                <w:sz w:val="18"/>
+                <w:szCs w:val="18"/>
+              </w:rPr>
+            </w:pPr>
+            <w:r>
+              <w:rPr>
+                <w:i w:val="1"/>
+                <w:iCs w:val="1"/>
+                <w:sz w:val="18"/>
+                <w:szCs w:val="18"/>
+                <w:rtl w:val="0"/>
+              </w:rPr>
+              <w:t xml:space="preserve">Se mantuvo el control de acceso según los perfiles definidos. </w:t>
+            </w:r>
+          </w:p>
+        </w:tc>
+      </w:tr>
+      <w:tr>
+        <w:trPr>
+          <w:cantSplit w:val="0"/>
+          <w:trHeight w:val="2410" w:hRule="atLeast"/>
+          <w:tblHeader w:val="0"/>
+        </w:trPr>
+        <w:tc>
+          <w:tcPr/>
+          <w:p>
+            <w:pPr>
+              <w:jc w:val="both"/>
+              <w:rPr>
+                <w:i w:val="1"/>
+                <w:iCs w:val="1"/>
+                <w:sz w:val="18"/>
+                <w:szCs w:val="18"/>
+              </w:rPr>
+            </w:pPr>
+            <w:r>
+              <w:rPr>
+                <w:i w:val="1"/>
+                <w:iCs w:val="1"/>
+                <w:sz w:val="18"/>
+                <w:szCs w:val="18"/>
+                <w:rtl w:val="0"/>
+              </w:rPr>
+              <w:t xml:space="preserve">Desarrollo de aplicaciones web </w:t>
+            </w:r>
+          </w:p>
+        </w:tc>
+        <w:tc>
+          <w:tcPr/>
+          <w:p>
+            <w:pPr>
+              <w:jc w:val="both"/>
+              <w:rPr>
+                <w:i w:val="1"/>
+                <w:iCs w:val="1"/>
+                <w:sz w:val="18"/>
+                <w:szCs w:val="18"/>
+              </w:rPr>
+            </w:pPr>
+            <w:r>
+              <w:rPr>
+                <w:i w:val="1"/>
+                <w:iCs w:val="1"/>
+                <w:sz w:val="18"/>
+                <w:szCs w:val="18"/>
+                <w:rtl w:val="0"/>
+              </w:rPr>
+              <w:t xml:space="preserve">Implementar la administración de clientes, profesionales y servicios o tratamientos. </w:t>
+            </w:r>
+          </w:p>
+        </w:tc>
+        <w:tc>
+          <w:tcPr/>
+          <w:p>
+            <w:pPr>
+              <w:jc w:val="both"/>
+              <w:rPr>
+                <w:i w:val="1"/>
+                <w:iCs w:val="1"/>
+                <w:sz w:val="18"/>
+                <w:szCs w:val="18"/>
+              </w:rPr>
+            </w:pPr>
+            <w:r>
+              <w:rPr>
+                <w:i w:val="1"/>
+                <w:iCs w:val="1"/>
+                <w:sz w:val="18"/>
+                <w:szCs w:val="18"/>
+                <w:rtl w:val="0"/>
+              </w:rPr>
+              <w:t xml:space="preserve">Java, Spring Boot, MySQL, GitHub. </w:t>
+            </w:r>
+          </w:p>
+        </w:tc>
+        <w:tc>
+          <w:tcPr/>
+          <w:p>
+            <w:pPr>
+              <w:jc w:val="both"/>
+              <w:rPr>
+                <w:i w:val="1"/>
+                <w:iCs w:val="1"/>
+                <w:sz w:val="18"/>
+                <w:szCs w:val="18"/>
+              </w:rPr>
+            </w:pPr>
+            <w:r>
+              <w:rPr>
+                <w:i w:val="1"/>
+                <w:iCs w:val="1"/>
+                <w:sz w:val="18"/>
+                <w:szCs w:val="18"/>
+                <w:rtl w:val="0"/>
+              </w:rPr>
+              <w:t xml:space="preserve">3 semanas </w:t>
+            </w:r>
+          </w:p>
+        </w:tc>
+        <w:tc>
+          <w:tcPr/>
+          <w:p>
+            <w:pPr>
+              <w:jc w:val="both"/>
+              <w:rPr>
+                <w:i w:val="1"/>
+                <w:iCs w:val="1"/>
+                <w:sz w:val="18"/>
+                <w:szCs w:val="18"/>
+              </w:rPr>
+            </w:pPr>
+            <w:r>
+              <w:rPr>
+                <w:i w:val="1"/>
+                <w:iCs w:val="1"/>
+                <w:sz w:val="18"/>
+                <w:szCs w:val="18"/>
+                <w:rtl w:val="0"/>
+              </w:rPr>
+              <w:t xml:space="preserve">Felipe Acuña y Felipe Gallegos </w:t>
+            </w:r>
+          </w:p>
+        </w:tc>
+        <w:tc>
+          <w:tcPr/>
+          <w:p>
+            <w:pPr>
+              <w:jc w:val="both"/>
+              <w:rPr>
+                <w:i w:val="1"/>
+                <w:iCs w:val="1"/>
+                <w:sz w:val="18"/>
+                <w:szCs w:val="18"/>
+              </w:rPr>
+            </w:pPr>
+            <w:r>
+              <w:rPr>
+                <w:i w:val="1"/>
+                <w:iCs w:val="1"/>
+                <w:sz w:val="18"/>
+                <w:szCs w:val="18"/>
+                <w:rtl w:val="0"/>
+              </w:rPr>
+              <w:t xml:space="preserve">Se dispone de listados de clientes y profesionales, además de la gestión de servicios. </w:t>
+            </w:r>
+          </w:p>
+        </w:tc>
+        <w:tc>
+          <w:tcPr/>
+          <w:p>
+            <w:pPr>
+              <w:jc w:val="both"/>
+              <w:rPr>
+                <w:i w:val="1"/>
+                <w:iCs w:val="1"/>
+                <w:sz w:val="18"/>
+                <w:szCs w:val="18"/>
+              </w:rPr>
+            </w:pPr>
+            <w:r>
+              <w:rPr>
+                <w:i w:val="1"/>
+                <w:iCs w:val="1"/>
+                <w:sz w:val="18"/>
+                <w:szCs w:val="18"/>
+                <w:rtl w:val="0"/>
+              </w:rPr>
+              <w:t xml:space="preserve">Completado </w:t>
+            </w:r>
+          </w:p>
+        </w:tc>
+        <w:tc>
+          <w:tcPr/>
+          <w:p>
+            <w:pPr>
+              <w:jc w:val="both"/>
+              <w:rPr>
+                <w:i w:val="1"/>
+                <w:iCs w:val="1"/>
+                <w:sz w:val="18"/>
+                <w:szCs w:val="18"/>
+              </w:rPr>
+            </w:pPr>
+            <w:r>
+              <w:rPr>
+                <w:i w:val="1"/>
+                <w:iCs w:val="1"/>
+                <w:sz w:val="18"/>
+                <w:szCs w:val="18"/>
+                <w:rtl w:val="0"/>
+              </w:rPr>
+              <w:t xml:space="preserve">Se priorizaron las funciones necesarias para operar el sistema de agendamiento. </w:t>
+            </w:r>
+          </w:p>
+        </w:tc>
+      </w:tr>
+      <w:tr>
+        <w:trPr>
+          <w:cantSplit w:val="0"/>
+          <w:trHeight w:val="2410" w:hRule="atLeast"/>
+          <w:tblHeader w:val="0"/>
+        </w:trPr>
+        <w:tc>
+          <w:tcPr/>
+          <w:p>
+            <w:pPr>
+              <w:jc w:val="both"/>
+              <w:rPr>
+                <w:i w:val="1"/>
+                <w:iCs w:val="1"/>
+                <w:sz w:val="18"/>
+                <w:szCs w:val="18"/>
+              </w:rPr>
+            </w:pPr>
+            <w:r>
+              <w:rPr>
+                <w:i w:val="1"/>
+                <w:iCs w:val="1"/>
+                <w:sz w:val="18"/>
+                <w:szCs w:val="18"/>
+                <w:rtl w:val="0"/>
+              </w:rPr>
+              <w:t xml:space="preserve">Desarrollo de sistemas de información </w:t>
+            </w:r>
+          </w:p>
+        </w:tc>
+        <w:tc>
+          <w:tcPr/>
+          <w:p>
+            <w:pPr>
+              <w:jc w:val="both"/>
+              <w:rPr>
+                <w:i w:val="1"/>
+                <w:iCs w:val="1"/>
+                <w:sz w:val="18"/>
+                <w:szCs w:val="18"/>
+              </w:rPr>
+            </w:pPr>
+            <w:r>
+              <w:rPr>
+                <w:i w:val="1"/>
+                <w:iCs w:val="1"/>
+                <w:sz w:val="18"/>
+                <w:szCs w:val="18"/>
+                <w:rtl w:val="0"/>
+              </w:rPr>
+              <w:t xml:space="preserve">Implementar la gestión y el agendamiento de citas, considerando la disponibilidad horaria. </w:t>
+            </w:r>
+          </w:p>
+        </w:tc>
+        <w:tc>
+          <w:tcPr/>
+          <w:p>
+            <w:pPr>
+              <w:jc w:val="both"/>
+              <w:rPr>
+                <w:i w:val="1"/>
+                <w:iCs w:val="1"/>
+                <w:sz w:val="18"/>
+                <w:szCs w:val="18"/>
+              </w:rPr>
+            </w:pPr>
+            <w:r>
+              <w:rPr>
+                <w:i w:val="1"/>
+                <w:iCs w:val="1"/>
+                <w:sz w:val="18"/>
+                <w:szCs w:val="18"/>
+                <w:rtl w:val="0"/>
+              </w:rPr>
+              <w:t xml:space="preserve">Java, Spring Boot, MySQL, Postman. </w:t>
+            </w:r>
+          </w:p>
+        </w:tc>
+        <w:tc>
+          <w:tcPr/>
+          <w:p>
+            <w:pPr>
+              <w:jc w:val="both"/>
+              <w:rPr>
+                <w:i w:val="1"/>
+                <w:iCs w:val="1"/>
+                <w:sz w:val="18"/>
+                <w:szCs w:val="18"/>
+              </w:rPr>
+            </w:pPr>
+            <w:r>
+              <w:rPr>
+                <w:i w:val="1"/>
+                <w:iCs w:val="1"/>
+                <w:sz w:val="18"/>
+                <w:szCs w:val="18"/>
+                <w:rtl w:val="0"/>
+              </w:rPr>
+              <w:t xml:space="preserve">3 semanas </w:t>
+            </w:r>
+          </w:p>
+        </w:tc>
+        <w:tc>
+          <w:tcPr/>
+          <w:p>
+            <w:pPr>
+              <w:jc w:val="both"/>
+              <w:rPr>
+                <w:i w:val="1"/>
+                <w:iCs w:val="1"/>
+                <w:sz w:val="18"/>
+                <w:szCs w:val="18"/>
+              </w:rPr>
+            </w:pPr>
+            <w:r>
+              <w:rPr>
+                <w:i w:val="1"/>
+                <w:iCs w:val="1"/>
+                <w:sz w:val="18"/>
+                <w:szCs w:val="18"/>
+                <w:rtl w:val="0"/>
+              </w:rPr>
+              <w:t xml:space="preserve">Felipe Acuña y Felipe Gallegos </w:t>
+            </w:r>
+          </w:p>
+        </w:tc>
+        <w:tc>
+          <w:tcPr/>
+          <w:p>
+            <w:pPr>
+              <w:jc w:val="both"/>
+              <w:rPr>
+                <w:i w:val="1"/>
+                <w:iCs w:val="1"/>
+                <w:sz w:val="18"/>
+                <w:szCs w:val="18"/>
+              </w:rPr>
+            </w:pPr>
+            <w:r>
+              <w:rPr>
+                <w:i w:val="1"/>
+                <w:iCs w:val="1"/>
+                <w:sz w:val="18"/>
+                <w:szCs w:val="18"/>
+                <w:rtl w:val="0"/>
+              </w:rPr>
+              <w:t xml:space="preserve">El flujo de reservas se encuentra cercano a lo solicitado por la clienta. </w:t>
+            </w:r>
+          </w:p>
+        </w:tc>
+        <w:tc>
+          <w:tcPr/>
+          <w:p>
+            <w:pPr>
+              <w:jc w:val="both"/>
+              <w:rPr>
+                <w:i w:val="1"/>
+                <w:iCs w:val="1"/>
+                <w:sz w:val="18"/>
+                <w:szCs w:val="18"/>
+              </w:rPr>
+            </w:pPr>
+            <w:r>
+              <w:rPr>
+                <w:i w:val="1"/>
+                <w:iCs w:val="1"/>
+                <w:sz w:val="18"/>
+                <w:szCs w:val="18"/>
+                <w:rtl w:val="0"/>
+              </w:rPr>
+              <w:t xml:space="preserve">En curso </w:t>
+            </w:r>
+          </w:p>
+        </w:tc>
+        <w:tc>
+          <w:tcPr/>
+          <w:p>
+            <w:pPr>
+              <w:jc w:val="both"/>
+              <w:rPr>
+                <w:i w:val="1"/>
+                <w:iCs w:val="1"/>
+                <w:sz w:val="18"/>
+                <w:szCs w:val="18"/>
+              </w:rPr>
+            </w:pPr>
+            <w:r>
+              <w:rPr>
+                <w:i w:val="1"/>
+                <w:iCs w:val="1"/>
+                <w:sz w:val="18"/>
+                <w:szCs w:val="18"/>
+                <w:rtl w:val="0"/>
+              </w:rPr>
+              <w:t xml:space="preserve">Se priorizó el funcionamiento de las reservas antes de incorporar funcionalidades complementarias. </w:t>
+            </w:r>
+          </w:p>
+        </w:tc>
+      </w:tr>
+      <w:tr>
+        <w:trPr>
+          <w:cantSplit w:val="0"/>
+          <w:trHeight w:val="2410" w:hRule="atLeast"/>
+          <w:tblHeader w:val="0"/>
+        </w:trPr>
+        <w:tc>
+          <w:tcPr/>
+          <w:p>
+            <w:pPr>
+              <w:jc w:val="both"/>
+              <w:rPr>
+                <w:i w:val="1"/>
+                <w:iCs w:val="1"/>
+                <w:sz w:val="18"/>
+                <w:szCs w:val="18"/>
+              </w:rPr>
+            </w:pPr>
+            <w:r>
+              <w:rPr>
+                <w:i w:val="1"/>
+                <w:iCs w:val="1"/>
+                <w:sz w:val="18"/>
+                <w:szCs w:val="18"/>
+                <w:rtl w:val="0"/>
+              </w:rPr>
+              <w:t xml:space="preserve">Gestión de datos </w:t>
+            </w:r>
+          </w:p>
+        </w:tc>
+        <w:tc>
+          <w:tcPr/>
+          <w:p>
+            <w:pPr>
+              <w:jc w:val="both"/>
+              <w:rPr>
+                <w:i w:val="1"/>
+                <w:iCs w:val="1"/>
+                <w:sz w:val="18"/>
+                <w:szCs w:val="18"/>
+              </w:rPr>
+            </w:pPr>
+            <w:r>
+              <w:rPr>
+                <w:i w:val="1"/>
+                <w:iCs w:val="1"/>
+                <w:sz w:val="18"/>
+                <w:szCs w:val="18"/>
+                <w:rtl w:val="0"/>
+              </w:rPr>
+              <w:t xml:space="preserve">Implementar el historial de tratamientos y las fichas de atención. </w:t>
+            </w:r>
+          </w:p>
+        </w:tc>
+        <w:tc>
+          <w:tcPr/>
+          <w:p>
+            <w:pPr>
+              <w:jc w:val="both"/>
+              <w:rPr>
+                <w:i w:val="1"/>
+                <w:iCs w:val="1"/>
+                <w:sz w:val="18"/>
+                <w:szCs w:val="18"/>
+              </w:rPr>
+            </w:pPr>
+            <w:r>
+              <w:rPr>
+                <w:i w:val="1"/>
+                <w:iCs w:val="1"/>
+                <w:sz w:val="18"/>
+                <w:szCs w:val="18"/>
+                <w:rtl w:val="0"/>
+              </w:rPr>
+              <w:t xml:space="preserve">MySQL, Spring Boot, herramientas de desarrollo. </w:t>
+            </w:r>
+          </w:p>
+        </w:tc>
+        <w:tc>
+          <w:tcPr/>
+          <w:p>
+            <w:pPr>
+              <w:jc w:val="both"/>
+              <w:rPr>
+                <w:i w:val="1"/>
+                <w:iCs w:val="1"/>
+                <w:sz w:val="18"/>
+                <w:szCs w:val="18"/>
+              </w:rPr>
+            </w:pPr>
+            <w:r>
+              <w:rPr>
+                <w:i w:val="1"/>
+                <w:iCs w:val="1"/>
+                <w:sz w:val="18"/>
+                <w:szCs w:val="18"/>
+                <w:rtl w:val="0"/>
+              </w:rPr>
+              <w:t xml:space="preserve">2 semanas </w:t>
+            </w:r>
+          </w:p>
+        </w:tc>
+        <w:tc>
+          <w:tcPr/>
+          <w:p>
+            <w:pPr>
+              <w:jc w:val="both"/>
+              <w:rPr>
+                <w:i w:val="1"/>
+                <w:iCs w:val="1"/>
+                <w:sz w:val="18"/>
+                <w:szCs w:val="18"/>
+              </w:rPr>
+            </w:pPr>
+            <w:r>
+              <w:rPr>
+                <w:i w:val="1"/>
+                <w:iCs w:val="1"/>
+                <w:sz w:val="18"/>
+                <w:szCs w:val="18"/>
+                <w:rtl w:val="0"/>
+              </w:rPr>
+              <w:t xml:space="preserve">Felipe Acuña y Felipe Gallegos </w:t>
+            </w:r>
+          </w:p>
+        </w:tc>
+        <w:tc>
+          <w:tcPr/>
+          <w:p>
+            <w:pPr>
+              <w:jc w:val="both"/>
+              <w:rPr>
+                <w:i w:val="1"/>
+                <w:iCs w:val="1"/>
+                <w:sz w:val="18"/>
+                <w:szCs w:val="18"/>
+              </w:rPr>
+            </w:pPr>
+            <w:r>
+              <w:rPr>
+                <w:i w:val="1"/>
+                <w:iCs w:val="1"/>
+                <w:sz w:val="18"/>
+                <w:szCs w:val="18"/>
+                <w:rtl w:val="0"/>
+              </w:rPr>
+              <w:t xml:space="preserve">Se busca facilitar la consulta de las atenciones anteriores de los clientes. </w:t>
+            </w:r>
+          </w:p>
+        </w:tc>
+        <w:tc>
+          <w:tcPr/>
+          <w:p>
+            <w:pPr>
+              <w:jc w:val="both"/>
+              <w:rPr>
+                <w:i w:val="1"/>
+                <w:iCs w:val="1"/>
+                <w:sz w:val="18"/>
+                <w:szCs w:val="18"/>
+              </w:rPr>
+            </w:pPr>
+            <w:r>
+              <w:rPr>
+                <w:i w:val="1"/>
+                <w:iCs w:val="1"/>
+                <w:sz w:val="18"/>
+                <w:szCs w:val="18"/>
+                <w:rtl w:val="0"/>
+              </w:rPr>
+              <w:t xml:space="preserve">Completado </w:t>
+            </w:r>
+          </w:p>
+        </w:tc>
+        <w:tc>
+          <w:tcPr/>
+          <w:p>
+            <w:pPr>
+              <w:jc w:val="both"/>
+              <w:rPr>
+                <w:i w:val="1"/>
+                <w:iCs w:val="1"/>
+                <w:sz w:val="18"/>
+                <w:szCs w:val="18"/>
+              </w:rPr>
+            </w:pPr>
+            <w:r>
+              <w:rPr>
+                <w:i w:val="1"/>
+                <w:iCs w:val="1"/>
+                <w:sz w:val="18"/>
+                <w:szCs w:val="18"/>
+                <w:rtl w:val="0"/>
+              </w:rPr>
+              <w:t xml:space="preserve">Se mantuvo la funcionalidad dentro del alcance principal del sistema. </w:t>
+            </w:r>
+          </w:p>
+        </w:tc>
+      </w:tr>
+      <w:tr>
+        <w:trPr>
+          <w:cantSplit w:val="0"/>
+          <w:trHeight w:val="2410" w:hRule="atLeast"/>
+          <w:tblHeader w:val="0"/>
+        </w:trPr>
+        <w:tc>
+          <w:tcPr/>
+          <w:p>
+            <w:pPr>
+              <w:jc w:val="both"/>
+              <w:rPr>
+                <w:i w:val="1"/>
+                <w:iCs w:val="1"/>
+                <w:sz w:val="18"/>
+                <w:szCs w:val="18"/>
+              </w:rPr>
+            </w:pPr>
+            <w:r>
+              <w:rPr>
+                <w:i w:val="1"/>
+                <w:iCs w:val="1"/>
+                <w:sz w:val="18"/>
+                <w:szCs w:val="18"/>
+                <w:rtl w:val="0"/>
+              </w:rPr>
+              <w:t xml:space="preserve">Automatización de notificaciones </w:t>
+            </w:r>
+          </w:p>
+        </w:tc>
+        <w:tc>
+          <w:tcPr/>
+          <w:p>
+            <w:pPr>
+              <w:jc w:val="both"/>
+              <w:rPr>
+                <w:i w:val="1"/>
+                <w:iCs w:val="1"/>
+                <w:sz w:val="18"/>
+                <w:szCs w:val="18"/>
+              </w:rPr>
+            </w:pPr>
+            <w:r>
+              <w:rPr>
+                <w:i w:val="1"/>
+                <w:iCs w:val="1"/>
+                <w:sz w:val="18"/>
+                <w:szCs w:val="18"/>
+                <w:rtl w:val="0"/>
+              </w:rPr>
+              <w:t xml:space="preserve">Implementar notificaciones de reserva (RF20) y recordatorios de atención (RF21). </w:t>
+            </w:r>
+          </w:p>
+        </w:tc>
+        <w:tc>
+          <w:tcPr/>
+          <w:p>
+            <w:pPr>
+              <w:jc w:val="both"/>
+              <w:rPr>
+                <w:i w:val="1"/>
+                <w:iCs w:val="1"/>
+                <w:sz w:val="18"/>
+                <w:szCs w:val="18"/>
+              </w:rPr>
+            </w:pPr>
+            <w:r>
+              <w:rPr>
+                <w:i w:val="1"/>
+                <w:iCs w:val="1"/>
+                <w:sz w:val="18"/>
+                <w:szCs w:val="18"/>
+                <w:rtl w:val="0"/>
+              </w:rPr>
+              <w:t xml:space="preserve">Backend, base de datos, herramientas de pruebas. </w:t>
+            </w:r>
+          </w:p>
+        </w:tc>
+        <w:tc>
+          <w:tcPr/>
+          <w:p>
+            <w:pPr>
+              <w:jc w:val="both"/>
+              <w:rPr>
+                <w:i w:val="1"/>
+                <w:iCs w:val="1"/>
+                <w:sz w:val="18"/>
+                <w:szCs w:val="18"/>
+              </w:rPr>
+            </w:pPr>
+            <w:r>
+              <w:rPr>
+                <w:i w:val="1"/>
+                <w:iCs w:val="1"/>
+                <w:sz w:val="18"/>
+                <w:szCs w:val="18"/>
+                <w:rtl w:val="0"/>
+              </w:rPr>
+              <w:t xml:space="preserve">2 semanas </w:t>
+            </w:r>
+          </w:p>
+        </w:tc>
+        <w:tc>
+          <w:tcPr/>
+          <w:p>
+            <w:pPr>
+              <w:jc w:val="both"/>
+              <w:rPr>
+                <w:i w:val="1"/>
+                <w:iCs w:val="1"/>
+                <w:sz w:val="18"/>
+                <w:szCs w:val="18"/>
+              </w:rPr>
+            </w:pPr>
+            <w:r>
+              <w:rPr>
+                <w:i w:val="1"/>
+                <w:iCs w:val="1"/>
+                <w:sz w:val="18"/>
+                <w:szCs w:val="18"/>
+                <w:rtl w:val="0"/>
+              </w:rPr>
+              <w:t xml:space="preserve">Felipe Acuña y Felipe Gallegos </w:t>
+            </w:r>
+          </w:p>
+        </w:tc>
+        <w:tc>
+          <w:tcPr/>
+          <w:p>
+            <w:pPr>
+              <w:jc w:val="both"/>
+              <w:rPr>
+                <w:i w:val="1"/>
+                <w:iCs w:val="1"/>
+                <w:sz w:val="18"/>
+                <w:szCs w:val="18"/>
+              </w:rPr>
+            </w:pPr>
+            <w:r>
+              <w:rPr>
+                <w:i w:val="1"/>
+                <w:iCs w:val="1"/>
+                <w:sz w:val="18"/>
+                <w:szCs w:val="18"/>
+                <w:rtl w:val="0"/>
+              </w:rPr>
+              <w:t xml:space="preserve">Su desarrollo está pendiente debido al tiempo disponible del equipo. </w:t>
+            </w:r>
+          </w:p>
+        </w:tc>
+        <w:tc>
+          <w:tcPr/>
+          <w:p>
+            <w:pPr>
+              <w:jc w:val="both"/>
+              <w:rPr>
+                <w:i w:val="1"/>
+                <w:iCs w:val="1"/>
+                <w:sz w:val="18"/>
+                <w:szCs w:val="18"/>
+              </w:rPr>
+            </w:pPr>
+            <w:r>
+              <w:rPr>
+                <w:i w:val="1"/>
+                <w:iCs w:val="1"/>
+                <w:sz w:val="18"/>
+                <w:szCs w:val="18"/>
+                <w:rtl w:val="0"/>
+              </w:rPr>
+              <w:t xml:space="preserve">No iniciado </w:t>
+            </w:r>
+          </w:p>
+        </w:tc>
+        <w:tc>
+          <w:tcPr/>
+          <w:p>
+            <w:pPr>
+              <w:jc w:val="both"/>
+              <w:rPr>
+                <w:i w:val="1"/>
+                <w:iCs w:val="1"/>
+                <w:sz w:val="18"/>
+                <w:szCs w:val="18"/>
+              </w:rPr>
+            </w:pPr>
+            <w:r>
+              <w:rPr>
+                <w:i w:val="1"/>
+                <w:iCs w:val="1"/>
+                <w:sz w:val="18"/>
+                <w:szCs w:val="18"/>
+                <w:rtl w:val="0"/>
+              </w:rPr>
+              <w:t xml:space="preserve">Reprogramar estas tareas y abordarlas una vez estabilizadas las funciones principales. </w:t>
+            </w:r>
+          </w:p>
+        </w:tc>
+      </w:tr>
+      <w:tr>
+        <w:trPr>
+          <w:cantSplit w:val="0"/>
+          <w:trHeight w:val="2410" w:hRule="atLeast"/>
+          <w:tblHeader w:val="0"/>
+        </w:trPr>
+        <w:tc>
+          <w:tcPr/>
+          <w:p>
+            <w:pPr>
+              <w:jc w:val="both"/>
+              <w:rPr>
+                <w:i w:val="1"/>
+                <w:iCs w:val="1"/>
+                <w:sz w:val="18"/>
+                <w:szCs w:val="18"/>
+              </w:rPr>
+            </w:pPr>
+            <w:r>
+              <w:rPr>
+                <w:i w:val="1"/>
+                <w:iCs w:val="1"/>
+                <w:sz w:val="18"/>
+                <w:szCs w:val="18"/>
+                <w:rtl w:val="0"/>
+              </w:rPr>
+              <w:t xml:space="preserve">Aseguramiento de la calidad del software </w:t>
+            </w:r>
+          </w:p>
+        </w:tc>
+        <w:tc>
+          <w:tcPr/>
+          <w:p>
+            <w:pPr>
+              <w:jc w:val="both"/>
+              <w:rPr>
+                <w:i w:val="1"/>
+                <w:iCs w:val="1"/>
+                <w:sz w:val="18"/>
+                <w:szCs w:val="18"/>
+              </w:rPr>
+            </w:pPr>
+            <w:r>
+              <w:rPr>
+                <w:i w:val="1"/>
+                <w:iCs w:val="1"/>
+                <w:sz w:val="18"/>
+                <w:szCs w:val="18"/>
+                <w:rtl w:val="0"/>
+              </w:rPr>
+              <w:t xml:space="preserve">Ejecutar pruebas funcionales y automatizadas, validar reglas de negocio y corregir errores. </w:t>
+            </w:r>
+          </w:p>
+        </w:tc>
+        <w:tc>
+          <w:tcPr/>
+          <w:p>
+            <w:pPr>
+              <w:jc w:val="both"/>
+              <w:rPr>
+                <w:i w:val="1"/>
+                <w:iCs w:val="1"/>
+                <w:sz w:val="18"/>
+                <w:szCs w:val="18"/>
+              </w:rPr>
+            </w:pPr>
+            <w:r>
+              <w:rPr>
+                <w:i w:val="1"/>
+                <w:iCs w:val="1"/>
+                <w:sz w:val="18"/>
+                <w:szCs w:val="18"/>
+                <w:rtl w:val="0"/>
+              </w:rPr>
+              <w:t xml:space="preserve">Postman, herramientas de pruebas, GitHub. </w:t>
+            </w:r>
+          </w:p>
+        </w:tc>
+        <w:tc>
+          <w:tcPr/>
+          <w:p>
+            <w:pPr>
+              <w:jc w:val="both"/>
+              <w:rPr>
+                <w:i w:val="1"/>
+                <w:iCs w:val="1"/>
+                <w:sz w:val="18"/>
+                <w:szCs w:val="18"/>
+              </w:rPr>
+            </w:pPr>
+            <w:r>
+              <w:rPr>
+                <w:i w:val="1"/>
+                <w:iCs w:val="1"/>
+                <w:sz w:val="18"/>
+                <w:szCs w:val="18"/>
+                <w:rtl w:val="0"/>
+              </w:rPr>
+              <w:t xml:space="preserve">2 semanas </w:t>
+            </w:r>
+          </w:p>
+        </w:tc>
+        <w:tc>
+          <w:tcPr/>
+          <w:p>
+            <w:pPr>
+              <w:jc w:val="both"/>
+              <w:rPr>
+                <w:i w:val="1"/>
+                <w:iCs w:val="1"/>
+                <w:sz w:val="18"/>
+                <w:szCs w:val="18"/>
+              </w:rPr>
+            </w:pPr>
+            <w:r>
+              <w:rPr>
+                <w:i w:val="1"/>
+                <w:iCs w:val="1"/>
+                <w:sz w:val="18"/>
+                <w:szCs w:val="18"/>
+                <w:rtl w:val="0"/>
+              </w:rPr>
+              <w:t xml:space="preserve">Felipe Acuña y Felipe Gallegos </w:t>
+            </w:r>
+          </w:p>
+        </w:tc>
+        <w:tc>
+          <w:tcPr/>
+          <w:p>
+            <w:pPr>
+              <w:jc w:val="both"/>
+              <w:rPr>
+                <w:i w:val="1"/>
+                <w:iCs w:val="1"/>
+                <w:sz w:val="18"/>
+                <w:szCs w:val="18"/>
+              </w:rPr>
+            </w:pPr>
+            <w:r>
+              <w:rPr>
+                <w:i w:val="1"/>
+                <w:iCs w:val="1"/>
+                <w:sz w:val="18"/>
+                <w:szCs w:val="18"/>
+                <w:rtl w:val="0"/>
+              </w:rPr>
+              <w:t xml:space="preserve">Las pruebas permiten verificar el funcionamiento de las funcionalidades implementadas. </w:t>
+            </w:r>
+          </w:p>
+        </w:tc>
+        <w:tc>
+          <w:tcPr/>
+          <w:p>
+            <w:pPr>
+              <w:jc w:val="both"/>
+              <w:rPr>
+                <w:i w:val="1"/>
+                <w:iCs w:val="1"/>
+                <w:sz w:val="18"/>
+                <w:szCs w:val="18"/>
+              </w:rPr>
+            </w:pPr>
+            <w:r>
+              <w:rPr>
+                <w:i w:val="1"/>
+                <w:iCs w:val="1"/>
+                <w:sz w:val="18"/>
+                <w:szCs w:val="18"/>
+                <w:rtl w:val="0"/>
+              </w:rPr>
+              <w:t xml:space="preserve">En curso </w:t>
+            </w:r>
+          </w:p>
+        </w:tc>
+        <w:tc>
+          <w:tcPr/>
+          <w:p>
+            <w:pPr>
+              <w:jc w:val="both"/>
+              <w:rPr>
+                <w:i w:val="1"/>
+                <w:iCs w:val="1"/>
+                <w:sz w:val="18"/>
+                <w:szCs w:val="18"/>
+              </w:rPr>
+            </w:pPr>
+            <w:r>
+              <w:rPr>
+                <w:i w:val="1"/>
+                <w:iCs w:val="1"/>
+                <w:sz w:val="18"/>
+                <w:szCs w:val="18"/>
+                <w:rtl w:val="0"/>
+              </w:rPr>
+              <w:t xml:space="preserve">Priorizar las pruebas de autenticación, permisos y reservas; ampliar la validación a medida que se incorporen nuevos módulos. </w:t>
+            </w:r>
+          </w:p>
+        </w:tc>
+      </w:tr>
+      <w:tr>
+        <w:trPr>
+          <w:cantSplit w:val="0"/>
+          <w:trHeight w:val="2410" w:hRule="atLeast"/>
+          <w:tblHeader w:val="0"/>
+        </w:trPr>
+        <w:tc>
+          <w:tcPr/>
+          <w:p>
+            <w:pPr>
+              <w:jc w:val="both"/>
+              <w:rPr>
+                <w:i w:val="1"/>
+                <w:iCs w:val="1"/>
+                <w:sz w:val="18"/>
+                <w:szCs w:val="18"/>
+              </w:rPr>
+            </w:pPr>
+            <w:r>
+              <w:rPr>
+                <w:i w:val="1"/>
+                <w:iCs w:val="1"/>
+                <w:sz w:val="18"/>
+                <w:szCs w:val="18"/>
+                <w:rtl w:val="0"/>
+              </w:rPr>
+              <w:t xml:space="preserve">Gestión y cierre del proyecto </w:t>
+            </w:r>
+          </w:p>
+        </w:tc>
+        <w:tc>
+          <w:tcPr/>
+          <w:p>
+            <w:pPr>
+              <w:jc w:val="both"/>
+              <w:rPr>
+                <w:i w:val="1"/>
+                <w:iCs w:val="1"/>
+                <w:sz w:val="18"/>
+                <w:szCs w:val="18"/>
+              </w:rPr>
+            </w:pPr>
+            <w:r>
+              <w:rPr>
+                <w:i w:val="1"/>
+                <w:iCs w:val="1"/>
+                <w:sz w:val="18"/>
+                <w:szCs w:val="18"/>
+                <w:rtl w:val="0"/>
+              </w:rPr>
+              <w:t xml:space="preserve">Documentar el sistema, validar los resultados con la clienta y preparar la entrega final. </w:t>
+            </w:r>
+          </w:p>
+        </w:tc>
+        <w:tc>
+          <w:tcPr/>
+          <w:p>
+            <w:pPr>
+              <w:jc w:val="both"/>
+              <w:rPr>
+                <w:i w:val="1"/>
+                <w:iCs w:val="1"/>
+                <w:sz w:val="18"/>
+                <w:szCs w:val="18"/>
+              </w:rPr>
+            </w:pPr>
+            <w:r>
+              <w:rPr>
+                <w:i w:val="1"/>
+                <w:iCs w:val="1"/>
+                <w:sz w:val="18"/>
+                <w:szCs w:val="18"/>
+                <w:rtl w:val="0"/>
+              </w:rPr>
+              <w:t xml:space="preserve">Documentación, Trello, reuniones y evidencias del proyecto. </w:t>
+            </w:r>
+          </w:p>
+        </w:tc>
+        <w:tc>
+          <w:tcPr/>
+          <w:p>
+            <w:pPr>
+              <w:jc w:val="both"/>
+              <w:rPr>
+                <w:i w:val="1"/>
+                <w:iCs w:val="1"/>
+                <w:sz w:val="18"/>
+                <w:szCs w:val="18"/>
+              </w:rPr>
+            </w:pPr>
+            <w:r>
+              <w:rPr>
+                <w:i w:val="1"/>
+                <w:iCs w:val="1"/>
+                <w:sz w:val="18"/>
+                <w:szCs w:val="18"/>
+                <w:rtl w:val="0"/>
+              </w:rPr>
+              <w:t xml:space="preserve">1 semana </w:t>
+            </w:r>
+          </w:p>
+        </w:tc>
+        <w:tc>
+          <w:tcPr/>
+          <w:p>
+            <w:pPr>
+              <w:jc w:val="both"/>
+              <w:rPr>
+                <w:i w:val="1"/>
+                <w:iCs w:val="1"/>
+                <w:sz w:val="18"/>
+                <w:szCs w:val="18"/>
+              </w:rPr>
+            </w:pPr>
+            <w:r>
+              <w:rPr>
+                <w:i w:val="1"/>
+                <w:iCs w:val="1"/>
+                <w:sz w:val="18"/>
+                <w:szCs w:val="18"/>
+                <w:rtl w:val="0"/>
+              </w:rPr>
+              <w:t xml:space="preserve">Felipe Acuña y Felipe Gallegos </w:t>
+            </w:r>
+          </w:p>
+        </w:tc>
+        <w:tc>
+          <w:tcPr/>
+          <w:p>
+            <w:pPr>
+              <w:jc w:val="both"/>
+              <w:rPr>
+                <w:i w:val="1"/>
+                <w:iCs w:val="1"/>
+                <w:sz w:val="18"/>
+                <w:szCs w:val="18"/>
+              </w:rPr>
+            </w:pPr>
+            <w:r>
+              <w:rPr>
+                <w:i w:val="1"/>
+                <w:iCs w:val="1"/>
+                <w:sz w:val="18"/>
+                <w:szCs w:val="18"/>
+                <w:rtl w:val="0"/>
+              </w:rPr>
+              <w:t xml:space="preserve">La validación depende de la coordinación y disponibilidad de la clienta. </w:t>
+            </w:r>
+          </w:p>
+        </w:tc>
+        <w:tc>
+          <w:tcPr/>
+          <w:p>
+            <w:pPr>
+              <w:jc w:val="both"/>
+              <w:rPr>
+                <w:i w:val="1"/>
+                <w:iCs w:val="1"/>
+                <w:sz w:val="18"/>
+                <w:szCs w:val="18"/>
+              </w:rPr>
+            </w:pPr>
+            <w:r>
+              <w:rPr>
+                <w:i w:val="1"/>
+                <w:iCs w:val="1"/>
+                <w:sz w:val="18"/>
+                <w:szCs w:val="18"/>
+                <w:rtl w:val="0"/>
+              </w:rPr>
+              <w:t xml:space="preserve">En curso </w:t>
+            </w:r>
+          </w:p>
+        </w:tc>
+        <w:tc>
+          <w:tcPr/>
+          <w:p>
+            <w:pPr>
+              <w:jc w:val="both"/>
+              <w:rPr>
+                <w:i w:val="1"/>
+                <w:iCs w:val="1"/>
+                <w:sz w:val="18"/>
+                <w:szCs w:val="18"/>
+              </w:rPr>
+            </w:pPr>
+            <w:r>
+              <w:rPr>
+                <w:i w:val="1"/>
+                <w:iCs w:val="1"/>
+                <w:sz w:val="18"/>
+                <w:szCs w:val="18"/>
+                <w:rtl w:val="0"/>
+              </w:rPr>
+              <w:t xml:space="preserve">Mantener el contacto con la clienta, coordinar reuniones y ajustar la planificación según los avances reales. </w:t>
             </w:r>
           </w:p>
         </w:tc>
@@ -4553,12 +6043,12 @@
               <wp:inline distB="0" distT="0" distL="0" distR="0">
                 <wp:extent cx="1996440" cy="428625"/>
                 <wp:effectExtent b="0" l="0" r="0" t="0"/>
-                <wp:docPr descr="http://www.duoc.cl/normasgraficas/normasgraficas/marca-duoc/6logo-fondo-transparente/fondo-transparente.png" id="31" name="image1.png"/>
+                <wp:docPr descr="http://www.duoc.cl/normasgraficas/normasgraficas/marca-duoc/6logo-fondo-transparente/fondo-transparente.png" id="31" name="image4.png"/>
                 <a:graphic>
                   <a:graphicData uri="http://schemas.openxmlformats.org/drawingml/2006/picture">
                     <pic:pic>
                       <pic:nvPicPr>
-                        <pic:cNvPr descr="http://www.duoc.cl/normasgraficas/normasgraficas/marca-duoc/6logo-fondo-transparente/fondo-transparente.png" id="0" name="image1.png"/>
+                        <pic:cNvPr descr="http://www.duoc.cl/normasgraficas/normasgraficas/marca-duoc/6logo-fondo-transparente/fondo-transparente.png" id="0" name="image4.png"/>
                         <pic:cNvPicPr preferRelativeResize="0"/>
                       </pic:nvPicPr>
                       <pic:blipFill>
